--- a/entregables/reforma-del-estado.docx
+++ b/entregables/reforma-del-estado.docx
@@ -63,7 +63,7 @@
           <w:color w:val="1A2238"/>
           <w:sz w:val="23"/>
         </w:rPr>
-        <w:t>Propuesta de la Comisión Temática "Reforma del Estado" del Plan Perú 2040/2050 (CNPP / Colegio de Ingenieros del Perú). Parte de un diagnóstico de grave debilidad del aparato público en sus tres niveles de gobierno, baja recaudación tributaria (14% del PBI, casi la mitad de varios países latinoamericanos) sustentada en impuestos indirectos regresivos, ausencia de planificación de largo plazo, instituciones anacrónicas, desprestigio del Congreso y de los partidos políticos, y una administración de justicia errática y permeable a la corrupción. Define una visión de Estado promotor del desarrollo, seis objetivos estratégicos y un Proyecto de Reforma del Estado con 16 proyectos que cubren el Congreso, el sistema electoral, la estructura del Estado, el gobierno nacional, los gobiernos regionales y locales, el sistema de control, la administración de justicia, la cultura ciudadana y las organizaciones políticas.</w:t>
+        <w:t>Informe de la Comisión "Reforma del Estado" del Plan Perú (CNPP / Colegio de Ingenieros del Perú), que plantea transformar integralmente el aparato público en sus tres niveles de gobierno, el Congreso, los sistemas de administración de justicia, control y electoral, para una gestión eficaz, eficiente, transparente y orientada al servicio de la población, reduciendo drásticamente la corrupción. El documento se enmarca en el Cuarto Objetivo del Acuerdo Nacional (Estado eficiente, transparente y descentralizado).</w:t>
       </w:r>
     </w:p>
     <w:p>
@@ -172,7 +172,7 @@
                 <w:color w:val="D91023"/>
                 <w:sz w:val="36"/>
               </w:rPr>
-              <w:t>12</w:t>
+              <w:t>14</w:t>
               <w:br/>
             </w:r>
             <w:r>
@@ -183,7 +183,7 @@
                 <w:color w:val="5D6B88"/>
                 <w:sz w:val="17"/>
               </w:rPr>
-              <w:t>Metas 2050</w:t>
+              <w:t>Objetivos</w:t>
             </w:r>
           </w:p>
         </w:tc>
@@ -230,7 +230,151 @@
           <w:color w:val="D91023"/>
           <w:sz w:val="26"/>
         </w:rPr>
-        <w:t>Visión 2050</w:t>
+        <w:t>Contenido</w:t>
+      </w:r>
+    </w:p>
+    <w:p>
+      <w:r>
+        <w:rPr>
+          <w:rFonts w:ascii="Calibri" w:hAnsi="Calibri"/>
+          <w:b/>
+          <w:i w:val="0"/>
+          <w:color w:val="D91023"/>
+          <w:sz w:val="20"/>
+        </w:rPr>
+        <w:t xml:space="preserve">I.  </w:t>
+      </w:r>
+      <w:r>
+        <w:rPr>
+          <w:rFonts w:ascii="Calibri" w:hAnsi="Calibri"/>
+          <w:b w:val="0"/>
+          <w:i w:val="0"/>
+          <w:color w:val="1A2238"/>
+          <w:sz w:val="20"/>
+        </w:rPr>
+        <w:t>Síntesis de la situación futura</w:t>
+      </w:r>
+    </w:p>
+    <w:p>
+      <w:r>
+        <w:rPr>
+          <w:rFonts w:ascii="Calibri" w:hAnsi="Calibri"/>
+          <w:b/>
+          <w:i w:val="0"/>
+          <w:color w:val="D91023"/>
+          <w:sz w:val="20"/>
+        </w:rPr>
+        <w:t xml:space="preserve">II.  </w:t>
+      </w:r>
+      <w:r>
+        <w:rPr>
+          <w:rFonts w:ascii="Calibri" w:hAnsi="Calibri"/>
+          <w:b w:val="0"/>
+          <w:i w:val="0"/>
+          <w:color w:val="1A2238"/>
+          <w:sz w:val="20"/>
+        </w:rPr>
+        <w:t>Síntesis de la situación actual</w:t>
+      </w:r>
+    </w:p>
+    <w:p>
+      <w:r>
+        <w:rPr>
+          <w:rFonts w:ascii="Calibri" w:hAnsi="Calibri"/>
+          <w:b/>
+          <w:i w:val="0"/>
+          <w:color w:val="D91023"/>
+          <w:sz w:val="20"/>
+        </w:rPr>
+        <w:t xml:space="preserve">III.  </w:t>
+      </w:r>
+      <w:r>
+        <w:rPr>
+          <w:rFonts w:ascii="Calibri" w:hAnsi="Calibri"/>
+          <w:b w:val="0"/>
+          <w:i w:val="0"/>
+          <w:color w:val="1A2238"/>
+          <w:sz w:val="20"/>
+        </w:rPr>
+        <w:t>Objetivos estratégicos</w:t>
+      </w:r>
+    </w:p>
+    <w:p>
+      <w:r>
+        <w:rPr>
+          <w:rFonts w:ascii="Calibri" w:hAnsi="Calibri"/>
+          <w:b/>
+          <w:i w:val="0"/>
+          <w:color w:val="D91023"/>
+          <w:sz w:val="20"/>
+        </w:rPr>
+        <w:t xml:space="preserve">IV.  </w:t>
+      </w:r>
+      <w:r>
+        <w:rPr>
+          <w:rFonts w:ascii="Calibri" w:hAnsi="Calibri"/>
+          <w:b w:val="0"/>
+          <w:i w:val="0"/>
+          <w:color w:val="1A2238"/>
+          <w:sz w:val="20"/>
+        </w:rPr>
+        <w:t>Acciones estratégicas</w:t>
+      </w:r>
+    </w:p>
+    <w:p>
+      <w:r>
+        <w:rPr>
+          <w:rFonts w:ascii="Calibri" w:hAnsi="Calibri"/>
+          <w:b/>
+          <w:i w:val="0"/>
+          <w:color w:val="D91023"/>
+          <w:sz w:val="20"/>
+        </w:rPr>
+        <w:t xml:space="preserve">V.  </w:t>
+      </w:r>
+      <w:r>
+        <w:rPr>
+          <w:rFonts w:ascii="Calibri" w:hAnsi="Calibri"/>
+          <w:b w:val="0"/>
+          <w:i w:val="0"/>
+          <w:color w:val="1A2238"/>
+          <w:sz w:val="20"/>
+        </w:rPr>
+        <w:t>Matriz resumen (indicadores)</w:t>
+      </w:r>
+    </w:p>
+    <w:p>
+      <w:r>
+        <w:rPr>
+          <w:rFonts w:ascii="Calibri" w:hAnsi="Calibri"/>
+          <w:b/>
+          <w:i w:val="0"/>
+          <w:color w:val="D91023"/>
+          <w:sz w:val="20"/>
+        </w:rPr>
+        <w:t xml:space="preserve">VII.  </w:t>
+      </w:r>
+      <w:r>
+        <w:rPr>
+          <w:rFonts w:ascii="Calibri" w:hAnsi="Calibri"/>
+          <w:b w:val="0"/>
+          <w:i w:val="0"/>
+          <w:color w:val="1A2238"/>
+          <w:sz w:val="20"/>
+        </w:rPr>
+        <w:t>Articulación con el Acuerdo Nacional y el PEDN al 2050</w:t>
+      </w:r>
+    </w:p>
+    <w:p>
+      <w:r>
+        <w:rPr>
+          <w:rFonts w:ascii="Calibri" w:hAnsi="Calibri"/>
+          <w:b/>
+          <w:i w:val="0"/>
+          <w:color w:val="D91023"/>
+          <w:sz w:val="26"/>
+        </w:rPr>
+        <w:t>I · Síntesis de la situación futura</w:t>
       </w:r>
     </w:p>
     <w:p>
@@ -242,7 +386,7 @@
           <w:color w:val="1A2238"/>
           <w:sz w:val="21"/>
         </w:rPr>
-        <w:t>Un Estado que promueva el desarrollo económico y social, la competitividad y la sostenibilidad del país, con gobernantes y funcionarios respetados por su capacidad y accionar transparente y eficiente, cuya gestión está orientada al servicio de la población, al logro del bienestar y al mejoramiento de la calidad de vida de las personas. Enmarcado en la Visión Plan 2040: en el año 2040 el Perú será una sociedad humanista, educada en la economía de la creatividad, aprovechando su biodiversidad como eje económico, innovando a través de la ciencia y la tecnología, líder en oferta exportable de productos con valor agregado, con alta calidad de vida y ambiente sostenible.</w:t>
+        <w:t>Hacia 2040, un Estado que promueva el desarrollo económico y social, la competitividad y la sostenibilidad del país, con gobernantes y funcionarios respetados por su capacidad y accionar transparente y eficiente, cuya gestión esté orientada al servicio de la población, al logro del bienestar y al mejoramiento de la calidad de vida de las personas. En el marco del Plan 2040, el Perú será una sociedad humanista, educada en la economía de la creatividad, que aprovecha su biodiversidad como eje económico, innova a través de la ciencia y la tecnología con productos y servicios de alta calidad, líder en oferta exportable con valor agregado, con población de alta calidad de vida, oportunidades de desarrollo, ambiente sostenible y el Perú como marca de la biodiversidad en el mundo.</w:t>
       </w:r>
     </w:p>
     <w:p>
@@ -254,7 +398,7 @@
           <w:color w:val="D91023"/>
           <w:sz w:val="26"/>
         </w:rPr>
-        <w:t>Diagnóstico — brecha 2026</w:t>
+        <w:t>II · Síntesis de la situación actual</w:t>
       </w:r>
     </w:p>
     <w:p>
@@ -269,7 +413,7 @@
           <w:color w:val="1A2238"/>
           <w:sz w:val="21"/>
         </w:rPr>
-        <w:t>Enorme y grave debilidad del aparato público; la planificación a largo plazo está ausente.</w:t>
+        <w:t>Existe una enorme y grave debilidad del aparato público; la planificación a largo plazo está ausente.</w:t>
       </w:r>
     </w:p>
     <w:p>
@@ -299,7 +443,7 @@
           <w:color w:val="1A2238"/>
           <w:sz w:val="21"/>
         </w:rPr>
-        <w:t>La mayoría de instituciones del Estado son anacrónicas; solo hay pocas islas de modernidad y eficiencia perdidas en un mar de mediocridad.</w:t>
+        <w:t>El mayor número de instituciones del Estado -base de la democracia y la gobernabilidad- son anacrónicas; solo hay muy pocas islas de modernidad y eficiencia perdidas en un mar de mediocridad.</w:t>
       </w:r>
     </w:p>
     <w:p>
@@ -344,7 +488,7 @@
           <w:color w:val="1A2238"/>
           <w:sz w:val="21"/>
         </w:rPr>
-        <w:t>Persisten la informalidad, la evasión y la elusión tributaria sin visos de resolución.</w:t>
+        <w:t>Persisten la informalidad, la evasión y la elusión tributaria, sin visos de resolución.</w:t>
       </w:r>
     </w:p>
     <w:p>
@@ -359,7 +503,7 @@
           <w:color w:val="1A2238"/>
           <w:sz w:val="21"/>
         </w:rPr>
-        <w:t>Distorsiones y vicios administrativos acumulados que exigen racionalización y reestructuración de la administración pública.</w:t>
+        <w:t>Se han acumulado distorsiones y vicios administrativos; se necesita urgentemente racionalización y reestructuración de la administración pública.</w:t>
       </w:r>
     </w:p>
     <w:p>
@@ -374,7 +518,7 @@
           <w:color w:val="1A2238"/>
           <w:sz w:val="21"/>
         </w:rPr>
-        <w:t>Procedimientos para formular el Presupuesto de la República que parecen diseñados para ofuscar y confundir a la ciudadanía; mecanismos de control y evaluación de su ejecución desactualizados.</w:t>
+        <w:t>No se han modificado significativamente los procedimientos para formular el Presupuesto de la República ni se han actualizado los mecanismos para controlar y evaluar su ejecución; el Poder Ejecutivo no está a la altura de los desafíos.</w:t>
       </w:r>
     </w:p>
     <w:p>
@@ -389,7 +533,7 @@
           <w:color w:val="1A2238"/>
           <w:sz w:val="21"/>
         </w:rPr>
-        <w:t>El Poder Ejecutivo no está a la altura de los desafíos: lucha contra el narcotráfico, seguridad ciudadana, calidad de la salud y salubridad, educación y combate contra la desigualdad y la pobreza.</w:t>
+        <w:t>El Congreso no muestra capacidad suficiente para seguir con eficiencia el norte del desarrollo del país; se pierde en asuntos anecdóticos y banales, y la mayoría de ciudadanos no se siente representada.</w:t>
       </w:r>
     </w:p>
     <w:p>
@@ -404,7 +548,7 @@
           <w:color w:val="1A2238"/>
           <w:sz w:val="21"/>
         </w:rPr>
-        <w:t>Desproporción entre las innumerables funciones del gobierno y sus precarias capacidades, lo que dificulta alcanzar el desarrollo sostenido.</w:t>
+        <w:t>Los partidos políticos adolecen de falta de seriedad, responsabilidad y compromiso, y funcionan solo en períodos electorales; el Congreso y la clase política sufren un crónico y sostenido desprestigio.</w:t>
       </w:r>
     </w:p>
     <w:p>
@@ -419,7 +563,19 @@
           <w:color w:val="1A2238"/>
           <w:sz w:val="21"/>
         </w:rPr>
-        <w:t>El Congreso no muestra capacidad suficiente para conducir el desarrollo del país; se pierde en asuntos anecdóticos y banales; la ciudadanía no se siente representada.</w:t>
+        <w:t>La administración de justicia es errática y fuente para que la corrupción permanezca imbatible y hasta sirva como paradigma.</w:t>
+      </w:r>
+    </w:p>
+    <w:p>
+      <w:r>
+        <w:rPr>
+          <w:rFonts w:ascii="Calibri" w:hAnsi="Calibri"/>
+          <w:b/>
+          <w:i w:val="0"/>
+          <w:color w:val="D91023"/>
+          <w:sz w:val="26"/>
+        </w:rPr>
+        <w:t>III · Objetivos estratégicos</w:t>
       </w:r>
     </w:p>
     <w:p>
@@ -434,7 +590,7 @@
           <w:color w:val="1A2238"/>
           <w:sz w:val="21"/>
         </w:rPr>
-        <w:t>Crónico y sostenido desprestigio del Congreso y de la clase política; los partidos políticos funcionan solo en periodos electorales, con total falta de seriedad y compromiso.</w:t>
+        <w:t>Objetivo Estratégico N°1: Perfeccionar la institucionalidad y la organización de las entidades en los diferentes niveles de gobierno.</w:t>
       </w:r>
     </w:p>
     <w:p>
@@ -449,7 +605,187 @@
           <w:color w:val="1A2238"/>
           <w:sz w:val="21"/>
         </w:rPr>
-        <w:t>La administración de justicia es errática y fuente para que la corrupción permanezca, se torne imbatible y sirva como paradigma.</w:t>
+        <w:t>Objetivo Estratégico N°2: Contar con capital humano competente y probo.</w:t>
+      </w:r>
+    </w:p>
+    <w:p>
+      <w:pPr>
+        <w:pStyle w:val="ListBullet"/>
+      </w:pPr>
+      <w:r>
+        <w:rPr>
+          <w:rFonts w:ascii="Calibri" w:hAnsi="Calibri"/>
+          <w:b w:val="0"/>
+          <w:i w:val="0"/>
+          <w:color w:val="1A2238"/>
+          <w:sz w:val="21"/>
+        </w:rPr>
+        <w:t>Objetivo Estratégico N°3: Implantar un sistema de planificación de largo plazo con visión de futuro del país que impulse su desarrollo sostenible.</w:t>
+      </w:r>
+    </w:p>
+    <w:p>
+      <w:pPr>
+        <w:pStyle w:val="ListBullet"/>
+      </w:pPr>
+      <w:r>
+        <w:rPr>
+          <w:rFonts w:ascii="Calibri" w:hAnsi="Calibri"/>
+          <w:b w:val="0"/>
+          <w:i w:val="0"/>
+          <w:color w:val="1A2238"/>
+          <w:sz w:val="21"/>
+        </w:rPr>
+        <w:t>Objetivo Estratégico N°4: Contar con instituciones que garanticen la administración de justicia, el orden interno y la seguridad ciudadana.</w:t>
+      </w:r>
+    </w:p>
+    <w:p>
+      <w:pPr>
+        <w:pStyle w:val="ListBullet"/>
+      </w:pPr>
+      <w:r>
+        <w:rPr>
+          <w:rFonts w:ascii="Calibri" w:hAnsi="Calibri"/>
+          <w:b w:val="0"/>
+          <w:i w:val="0"/>
+          <w:color w:val="1A2238"/>
+          <w:sz w:val="21"/>
+        </w:rPr>
+        <w:t>Objetivo Estratégico N°5: Contar con entidades que cumplan eficaz y eficientemente sus roles.</w:t>
+      </w:r>
+    </w:p>
+    <w:p>
+      <w:pPr>
+        <w:pStyle w:val="ListBullet"/>
+      </w:pPr>
+      <w:r>
+        <w:rPr>
+          <w:rFonts w:ascii="Calibri" w:hAnsi="Calibri"/>
+          <w:b w:val="0"/>
+          <w:i w:val="0"/>
+          <w:color w:val="1A2238"/>
+          <w:sz w:val="21"/>
+        </w:rPr>
+        <w:t>Objetivo Estratégico N°6: Administrar los recursos de manera eficiente y transparente.</w:t>
+      </w:r>
+    </w:p>
+    <w:p>
+      <w:pPr>
+        <w:pStyle w:val="ListBullet"/>
+      </w:pPr>
+      <w:r>
+        <w:rPr>
+          <w:rFonts w:ascii="Calibri" w:hAnsi="Calibri"/>
+          <w:b w:val="0"/>
+          <w:i w:val="0"/>
+          <w:color w:val="1A2238"/>
+          <w:sz w:val="21"/>
+        </w:rPr>
+        <w:t>Estado promotor del desarrollo económico y social sostenible.</w:t>
+      </w:r>
+    </w:p>
+    <w:p>
+      <w:pPr>
+        <w:pStyle w:val="ListBullet"/>
+      </w:pPr>
+      <w:r>
+        <w:rPr>
+          <w:rFonts w:ascii="Calibri" w:hAnsi="Calibri"/>
+          <w:b w:val="0"/>
+          <w:i w:val="0"/>
+          <w:color w:val="1A2238"/>
+          <w:sz w:val="21"/>
+        </w:rPr>
+        <w:t>Gestión con visión de futuro.</w:t>
+      </w:r>
+    </w:p>
+    <w:p>
+      <w:pPr>
+        <w:pStyle w:val="ListBullet"/>
+      </w:pPr>
+      <w:r>
+        <w:rPr>
+          <w:rFonts w:ascii="Calibri" w:hAnsi="Calibri"/>
+          <w:b w:val="0"/>
+          <w:i w:val="0"/>
+          <w:color w:val="1A2238"/>
+          <w:sz w:val="21"/>
+        </w:rPr>
+        <w:t>Contar con funcionarios probos y competentes.</w:t>
+      </w:r>
+    </w:p>
+    <w:p>
+      <w:pPr>
+        <w:pStyle w:val="ListBullet"/>
+      </w:pPr>
+      <w:r>
+        <w:rPr>
+          <w:rFonts w:ascii="Calibri" w:hAnsi="Calibri"/>
+          <w:b w:val="0"/>
+          <w:i w:val="0"/>
+          <w:color w:val="1A2238"/>
+          <w:sz w:val="21"/>
+        </w:rPr>
+        <w:t>Gobierno nacional eficiente y transparente, orientado al servicio de la población.</w:t>
+      </w:r>
+    </w:p>
+    <w:p>
+      <w:pPr>
+        <w:pStyle w:val="ListBullet"/>
+      </w:pPr>
+      <w:r>
+        <w:rPr>
+          <w:rFonts w:ascii="Calibri" w:hAnsi="Calibri"/>
+          <w:b w:val="0"/>
+          <w:i w:val="0"/>
+          <w:color w:val="1A2238"/>
+          <w:sz w:val="21"/>
+        </w:rPr>
+        <w:t>Congreso de la República respetado y reconocido por la calidad de sus integrantes.</w:t>
+      </w:r>
+    </w:p>
+    <w:p>
+      <w:pPr>
+        <w:pStyle w:val="ListBullet"/>
+      </w:pPr>
+      <w:r>
+        <w:rPr>
+          <w:rFonts w:ascii="Calibri" w:hAnsi="Calibri"/>
+          <w:b w:val="0"/>
+          <w:i w:val="0"/>
+          <w:color w:val="1A2238"/>
+          <w:sz w:val="21"/>
+        </w:rPr>
+        <w:t>Sistema de administración de justicia oportuna, eficaz y eficiente.</w:t>
+      </w:r>
+    </w:p>
+    <w:p>
+      <w:pPr>
+        <w:pStyle w:val="ListBullet"/>
+      </w:pPr>
+      <w:r>
+        <w:rPr>
+          <w:rFonts w:ascii="Calibri" w:hAnsi="Calibri"/>
+          <w:b w:val="0"/>
+          <w:i w:val="0"/>
+          <w:color w:val="1A2238"/>
+          <w:sz w:val="21"/>
+        </w:rPr>
+        <w:t>Gobiernos regionales y locales eficientes y transparentes, orientados al servicio de la población.</w:t>
+      </w:r>
+    </w:p>
+    <w:p>
+      <w:pPr>
+        <w:pStyle w:val="ListBullet"/>
+      </w:pPr>
+      <w:r>
+        <w:rPr>
+          <w:rFonts w:ascii="Calibri" w:hAnsi="Calibri"/>
+          <w:b w:val="0"/>
+          <w:i w:val="0"/>
+          <w:color w:val="1A2238"/>
+          <w:sz w:val="21"/>
+        </w:rPr>
+        <w:t>País con bajo nivel de pobreza y reducido número de conflictos sociales.</w:t>
       </w:r>
     </w:p>
     <w:p>
@@ -461,7 +797,259 @@
           <w:color w:val="D91023"/>
           <w:sz w:val="26"/>
         </w:rPr>
-        <w:t>Indicadores: hoy → meta 2050</w:t>
+        <w:t>IV · Acciones estratégicas</w:t>
+      </w:r>
+    </w:p>
+    <w:p>
+      <w:pPr>
+        <w:pStyle w:val="ListBullet"/>
+      </w:pPr>
+      <w:r>
+        <w:rPr>
+          <w:rFonts w:ascii="Calibri" w:hAnsi="Calibri"/>
+          <w:b w:val="0"/>
+          <w:i w:val="0"/>
+          <w:color w:val="1A2238"/>
+          <w:sz w:val="21"/>
+        </w:rPr>
+        <w:t>Proyecto N°1: Creación del ente encargado de la Reforma del Estado, organismo dependiente de la Presidencia de la República, con autoridad para liderar e implementar la Reforma del Estado.</w:t>
+      </w:r>
+    </w:p>
+    <w:p>
+      <w:pPr>
+        <w:pStyle w:val="ListBullet"/>
+      </w:pPr>
+      <w:r>
+        <w:rPr>
+          <w:rFonts w:ascii="Calibri" w:hAnsi="Calibri"/>
+          <w:b w:val="0"/>
+          <w:i w:val="0"/>
+          <w:color w:val="1A2238"/>
+          <w:sz w:val="21"/>
+        </w:rPr>
+        <w:t>Proyecto N°2: Modernización del Sistema Electoral, proponiendo mejoras para elevar el nivel de los candidatos a cargos electivos.</w:t>
+      </w:r>
+    </w:p>
+    <w:p>
+      <w:pPr>
+        <w:pStyle w:val="ListBullet"/>
+      </w:pPr>
+      <w:r>
+        <w:rPr>
+          <w:rFonts w:ascii="Calibri" w:hAnsi="Calibri"/>
+          <w:b w:val="0"/>
+          <w:i w:val="0"/>
+          <w:color w:val="1A2238"/>
+          <w:sz w:val="21"/>
+        </w:rPr>
+        <w:t>Proyecto N°3: Fortalecimiento de organizaciones políticas y sociales, promoviendo un número racional de partidos y movimientos regionales y locales fortalecidos.</w:t>
+      </w:r>
+    </w:p>
+    <w:p>
+      <w:pPr>
+        <w:pStyle w:val="ListBullet"/>
+      </w:pPr>
+      <w:r>
+        <w:rPr>
+          <w:rFonts w:ascii="Calibri" w:hAnsi="Calibri"/>
+          <w:b w:val="0"/>
+          <w:i w:val="0"/>
+          <w:color w:val="1A2238"/>
+          <w:sz w:val="21"/>
+        </w:rPr>
+        <w:t>Proyecto N°4: Fortalecimiento de la cultura y la participación ciudadana, fortaleciendo la educación cívica, los valores y la participación activa en la gestión pública.</w:t>
+      </w:r>
+    </w:p>
+    <w:p>
+      <w:pPr>
+        <w:pStyle w:val="ListBullet"/>
+      </w:pPr>
+      <w:r>
+        <w:rPr>
+          <w:rFonts w:ascii="Calibri" w:hAnsi="Calibri"/>
+          <w:b w:val="0"/>
+          <w:i w:val="0"/>
+          <w:color w:val="1A2238"/>
+          <w:sz w:val="21"/>
+        </w:rPr>
+        <w:t>Proyecto N°5: Erradicación sistemática de la corrupción, implementando normas para prevenir y sancionar administrativa y penalmente los actos de corrupción.</w:t>
+      </w:r>
+    </w:p>
+    <w:p>
+      <w:pPr>
+        <w:pStyle w:val="ListBullet"/>
+      </w:pPr>
+      <w:r>
+        <w:rPr>
+          <w:rFonts w:ascii="Calibri" w:hAnsi="Calibri"/>
+          <w:b w:val="0"/>
+          <w:i w:val="0"/>
+          <w:color w:val="1A2238"/>
+          <w:sz w:val="21"/>
+        </w:rPr>
+        <w:t>Proyecto N°6: Estructura de gobierno y asignación de competencias, diseñando la estructura general del Poder Ejecutivo, sistemas de control, administración de justicia, Poder Legislativo y Sistema Electoral.</w:t>
+      </w:r>
+    </w:p>
+    <w:p>
+      <w:pPr>
+        <w:pStyle w:val="ListBullet"/>
+      </w:pPr>
+      <w:r>
+        <w:rPr>
+          <w:rFonts w:ascii="Calibri" w:hAnsi="Calibri"/>
+          <w:b w:val="0"/>
+          <w:i w:val="0"/>
+          <w:color w:val="1A2238"/>
+          <w:sz w:val="21"/>
+        </w:rPr>
+        <w:t>Proyecto N°7: Reforma de la administración del capital humano en el sector público, implementando un sistema de desarrollo del capital humano coherente con la competitividad mundial.</w:t>
+      </w:r>
+    </w:p>
+    <w:p>
+      <w:pPr>
+        <w:pStyle w:val="ListBullet"/>
+      </w:pPr>
+      <w:r>
+        <w:rPr>
+          <w:rFonts w:ascii="Calibri" w:hAnsi="Calibri"/>
+          <w:b w:val="0"/>
+          <w:i w:val="0"/>
+          <w:color w:val="1A2238"/>
+          <w:sz w:val="21"/>
+        </w:rPr>
+        <w:t>Proyecto N°8: Perfeccionar el sistema de planificación, implementando una cultura de planeamiento de largo plazo adecuada a la evolución del mundo, país, región y localidad.</w:t>
+      </w:r>
+    </w:p>
+    <w:p>
+      <w:pPr>
+        <w:pStyle w:val="ListBullet"/>
+      </w:pPr>
+      <w:r>
+        <w:rPr>
+          <w:rFonts w:ascii="Calibri" w:hAnsi="Calibri"/>
+          <w:b w:val="0"/>
+          <w:i w:val="0"/>
+          <w:color w:val="1A2238"/>
+          <w:sz w:val="21"/>
+        </w:rPr>
+        <w:t>Proyecto N°9: Reforma del Sistema de Administración de Justicia, para que se respeten oportunamente los derechos y la seguridad jurídica de las personas.</w:t>
+      </w:r>
+    </w:p>
+    <w:p>
+      <w:pPr>
+        <w:pStyle w:val="ListBullet"/>
+      </w:pPr>
+      <w:r>
+        <w:rPr>
+          <w:rFonts w:ascii="Calibri" w:hAnsi="Calibri"/>
+          <w:b w:val="0"/>
+          <w:i w:val="0"/>
+          <w:color w:val="1A2238"/>
+          <w:sz w:val="21"/>
+        </w:rPr>
+        <w:t>Proyecto N°10: Reforma del sistema para el orden interno y la seguridad ciudadana, modernizando la Policía Nacional del Perú y delimitando competencias con los gobiernos locales.</w:t>
+      </w:r>
+    </w:p>
+    <w:p>
+      <w:pPr>
+        <w:pStyle w:val="ListBullet"/>
+      </w:pPr>
+      <w:r>
+        <w:rPr>
+          <w:rFonts w:ascii="Calibri" w:hAnsi="Calibri"/>
+          <w:b w:val="0"/>
+          <w:i w:val="0"/>
+          <w:color w:val="1A2238"/>
+          <w:sz w:val="21"/>
+        </w:rPr>
+        <w:t>Proyecto N°11: Fortalecimiento del Congreso de la República, implementando la bicameralidad y normas para que la asignación de su presupuesto y la evaluación de conductas sean opinadas por un ente independiente.</w:t>
+      </w:r>
+    </w:p>
+    <w:p>
+      <w:pPr>
+        <w:pStyle w:val="ListBullet"/>
+      </w:pPr>
+      <w:r>
+        <w:rPr>
+          <w:rFonts w:ascii="Calibri" w:hAnsi="Calibri"/>
+          <w:b w:val="0"/>
+          <w:i w:val="0"/>
+          <w:color w:val="1A2238"/>
+          <w:sz w:val="21"/>
+        </w:rPr>
+        <w:t>Proyecto N°12: Reforma del Sistema de Control, dándole enfoque preventivo y evaluación por resultados, reestructurando la Contraloría General y los órganos de control interno e implementando un Tribunal Administrativo.</w:t>
+      </w:r>
+    </w:p>
+    <w:p>
+      <w:pPr>
+        <w:pStyle w:val="ListBullet"/>
+      </w:pPr>
+      <w:r>
+        <w:rPr>
+          <w:rFonts w:ascii="Calibri" w:hAnsi="Calibri"/>
+          <w:b w:val="0"/>
+          <w:i w:val="0"/>
+          <w:color w:val="1A2238"/>
+          <w:sz w:val="21"/>
+        </w:rPr>
+        <w:t>Proyecto N°13: Reforma del Poder Ejecutivo, redefiniendo ministerios, organismos públicos autónomos y especializados y empresas públicas, orientando la gestión al servicio de la población.</w:t>
+      </w:r>
+    </w:p>
+    <w:p>
+      <w:pPr>
+        <w:pStyle w:val="ListBullet"/>
+      </w:pPr>
+      <w:r>
+        <w:rPr>
+          <w:rFonts w:ascii="Calibri" w:hAnsi="Calibri"/>
+          <w:b w:val="0"/>
+          <w:i w:val="0"/>
+          <w:color w:val="1A2238"/>
+          <w:sz w:val="21"/>
+        </w:rPr>
+        <w:t>Proyecto N°14: Estructura organizacional de los gobiernos regionales, normando su gestión y definiendo un modelo de organización para planificar el desarrollo económico-social sostenible de la región.</w:t>
+      </w:r>
+    </w:p>
+    <w:p>
+      <w:pPr>
+        <w:pStyle w:val="ListBullet"/>
+      </w:pPr>
+      <w:r>
+        <w:rPr>
+          <w:rFonts w:ascii="Calibri" w:hAnsi="Calibri"/>
+          <w:b w:val="0"/>
+          <w:i w:val="0"/>
+          <w:color w:val="1A2238"/>
+          <w:sz w:val="21"/>
+        </w:rPr>
+        <w:t>Proyecto N°15: Estructura organizacional de los gobiernos locales, normando su gestión y definiendo un modelo para planificar y administrar el desarrollo de la ciudad.</w:t>
+      </w:r>
+    </w:p>
+    <w:p>
+      <w:pPr>
+        <w:pStyle w:val="ListBullet"/>
+      </w:pPr>
+      <w:r>
+        <w:rPr>
+          <w:rFonts w:ascii="Calibri" w:hAnsi="Calibri"/>
+          <w:b w:val="0"/>
+          <w:i w:val="0"/>
+          <w:color w:val="1A2238"/>
+          <w:sz w:val="21"/>
+        </w:rPr>
+        <w:t>Proyecto N°16: Modernizar los diversos sistemas administrativos y operativos, replanteando los procesos de abastecimiento y contratación y optimizando los sistemas de recaudación de tributos.</w:t>
+      </w:r>
+    </w:p>
+    <w:p>
+      <w:r>
+        <w:rPr>
+          <w:rFonts w:ascii="Calibri" w:hAnsi="Calibri"/>
+          <w:b/>
+          <w:i w:val="0"/>
+          <w:color w:val="D91023"/>
+          <w:sz w:val="26"/>
+        </w:rPr>
+        <w:t>V · Matriz resumen — indicadores: hoy → meta 2050</w:t>
       </w:r>
     </w:p>
     <w:tbl>
@@ -603,7 +1191,7 @@
                 <w:color w:val="1A2238"/>
                 <w:sz w:val="16"/>
               </w:rPr>
-              <w:t>Presión tributaria (recaudación)</w:t>
+              <w:t>Presión tributaria (recaudación tributaria como porcentaje del PBI)</w:t>
             </w:r>
           </w:p>
         </w:tc>
@@ -688,7 +1276,7 @@
                 <w:color w:val="1A2238"/>
                 <w:sz w:val="16"/>
               </w:rPr>
-              <w:t>Diagnóstico Comisión Reforma del Estado; base de desarrollo (presión tributaria progresiva</w:t>
+              <w:t>Informe Comisión Reforma del Estado, Plan Perú (CNPP / CIP)</w:t>
             </w:r>
           </w:p>
         </w:tc>
@@ -707,7 +1295,7 @@
                 <w:color w:val="1A2238"/>
                 <w:sz w:val="16"/>
               </w:rPr>
-              <w:t>Crecimiento anual del PBI</w:t>
+              <w:t>Crecimiento mínimo anual del PBI</w:t>
             </w:r>
           </w:p>
         </w:tc>
@@ -758,7 +1346,7 @@
                 <w:color w:val="1A2238"/>
                 <w:sz w:val="16"/>
               </w:rPr>
-              <w:t>% anual (mínimo)</w:t>
+              <w:t>% anual</w:t>
             </w:r>
           </w:p>
         </w:tc>
@@ -792,7 +1380,7 @@
                 <w:color w:val="1A2238"/>
                 <w:sz w:val="16"/>
               </w:rPr>
-              <w:t>Base de desarrollo, Comisión Reforma del Estado</w:t>
+              <w:t>Informe Comisión Reforma del Estado, Plan Perú (CNPP / CIP)</w:t>
             </w:r>
           </w:p>
         </w:tc>
@@ -859,6 +1447,63 @@
           <w:color w:val="D91023"/>
           <w:sz w:val="26"/>
         </w:rPr>
+        <w:t>VII · Articulación con el Acuerdo Nacional y el PEDN al 2050</w:t>
+      </w:r>
+    </w:p>
+    <w:p>
+      <w:pPr>
+        <w:pStyle w:val="ListBullet"/>
+      </w:pPr>
+      <w:r>
+        <w:rPr>
+          <w:rFonts w:ascii="Calibri" w:hAnsi="Calibri"/>
+          <w:b w:val="0"/>
+          <w:i w:val="0"/>
+          <w:color w:val="1A2238"/>
+          <w:sz w:val="21"/>
+        </w:rPr>
+        <w:t>Acuerdo Nacional - Cuarto Objetivo: Estado eficiente, transparente y descentralizado.</w:t>
+      </w:r>
+    </w:p>
+    <w:p>
+      <w:pPr>
+        <w:pStyle w:val="ListBullet"/>
+      </w:pPr>
+      <w:r>
+        <w:rPr>
+          <w:rFonts w:ascii="Calibri" w:hAnsi="Calibri"/>
+          <w:b w:val="0"/>
+          <w:i w:val="0"/>
+          <w:color w:val="1A2238"/>
+          <w:sz w:val="21"/>
+        </w:rPr>
+        <w:t>Acuerdo Nacional - Política de Estado N°24: Afirmación de un Estado eficiente y transparente.</w:t>
+      </w:r>
+    </w:p>
+    <w:p>
+      <w:pPr>
+        <w:pStyle w:val="ListBullet"/>
+      </w:pPr>
+      <w:r>
+        <w:rPr>
+          <w:rFonts w:ascii="Calibri" w:hAnsi="Calibri"/>
+          <w:b w:val="0"/>
+          <w:i w:val="0"/>
+          <w:color w:val="1A2238"/>
+          <w:sz w:val="21"/>
+        </w:rPr>
+        <w:t>Acuerdo Nacional - Política de Estado N°26: Promoción de la ética y la transparencia y erradicación de la corrupción, el lavado de dinero, la evasión tributaria y el contrabando en todas sus formas.</w:t>
+      </w:r>
+    </w:p>
+    <w:p>
+      <w:r>
+        <w:rPr>
+          <w:rFonts w:ascii="Calibri" w:hAnsi="Calibri"/>
+          <w:b/>
+          <w:i w:val="0"/>
+          <w:color w:val="D91023"/>
+          <w:sz w:val="26"/>
+        </w:rPr>
         <w:t>Pilares de la estrategia</w:t>
       </w:r>
     </w:p>
@@ -881,7 +1526,7 @@
           <w:color w:val="1A2238"/>
           <w:sz w:val="21"/>
         </w:rPr>
-        <w:t>Contar con una visión de país compartida como base de la gran transformación del Estado.</w:t>
+        <w:t>Base de desarrollo: contar con una visión de país compartida que oriente la gran transformación del Estado.</w:t>
       </w:r>
     </w:p>
     <w:p>
@@ -903,7 +1548,7 @@
           <w:color w:val="1A2238"/>
           <w:sz w:val="21"/>
         </w:rPr>
-        <w:t>Gobierno democrático institucionalizado en plena armonía con el Estado de derecho.</w:t>
+        <w:t>Gobierno democrático en plena armonía con el Estado de derecho.</w:t>
       </w:r>
     </w:p>
     <w:p>
@@ -915,7 +1560,7 @@
           <w:color w:val="1A2238"/>
           <w:sz w:val="21"/>
         </w:rPr>
-        <w:t xml:space="preserve">Crecimiento mínimo anual del 6% del PBI: </w:t>
+        <w:t xml:space="preserve">Crecimiento económico sostenido: </w:t>
       </w:r>
       <w:r>
         <w:rPr>
@@ -925,7 +1570,7 @@
           <w:color w:val="1A2238"/>
           <w:sz w:val="21"/>
         </w:rPr>
-        <w:t>Sostener un crecimiento mínimo anual del 6% del PBI como base del desarrollo.</w:t>
+        <w:t>Crecimiento mínimo anual del 6% del PBI.</w:t>
       </w:r>
     </w:p>
     <w:p>
@@ -937,7 +1582,7 @@
           <w:color w:val="1A2238"/>
           <w:sz w:val="21"/>
         </w:rPr>
-        <w:t xml:space="preserve">Presión tributaria progresiva hasta el 30% del PBI: </w:t>
+        <w:t xml:space="preserve">Presión tributaria progresiva: </w:t>
       </w:r>
       <w:r>
         <w:rPr>
@@ -947,7 +1592,7 @@
           <w:color w:val="1A2238"/>
           <w:sz w:val="21"/>
         </w:rPr>
-        <w:t>Lograr una presión tributaria progresiva hasta alcanzar el 30% del PBI.</w:t>
+        <w:t>Presión tributaria progresiva hasta lograr el 30% del PBI.</w:t>
       </w:r>
     </w:p>
     <w:p>
@@ -1013,7 +1658,7 @@
           <w:color w:val="1A2238"/>
           <w:sz w:val="21"/>
         </w:rPr>
-        <w:t>Instalar una cultura de planeamiento en el Estado.</w:t>
+        <w:t>Cultura de planeamiento instalada en la gestión pública.</w:t>
       </w:r>
     </w:p>
     <w:p>
@@ -1057,7 +1702,7 @@
           <w:color w:val="1A2238"/>
           <w:sz w:val="21"/>
         </w:rPr>
-        <w:t>Contar con una administración de justicia ágil y eficaz.</w:t>
+        <w:t>Administración de justicia ágil y eficaz.</w:t>
       </w:r>
     </w:p>
     <w:p>
@@ -1091,600 +1736,6 @@
           <w:color w:val="D91023"/>
           <w:sz w:val="26"/>
         </w:rPr>
-        <w:t>Metas 2050</w:t>
-      </w:r>
-    </w:p>
-    <w:p>
-      <w:pPr>
-        <w:pStyle w:val="ListBullet"/>
-      </w:pPr>
-      <w:r>
-        <w:rPr>
-          <w:rFonts w:ascii="Calibri" w:hAnsi="Calibri"/>
-          <w:b w:val="0"/>
-          <w:i w:val="0"/>
-          <w:color w:val="1A2238"/>
-          <w:sz w:val="21"/>
-        </w:rPr>
-        <w:t>Estado promotor del desarrollo económico y social sostenible, con gestión orientada al servicio de la población.</w:t>
-      </w:r>
-    </w:p>
-    <w:p>
-      <w:pPr>
-        <w:pStyle w:val="ListBullet"/>
-      </w:pPr>
-      <w:r>
-        <w:rPr>
-          <w:rFonts w:ascii="Calibri" w:hAnsi="Calibri"/>
-          <w:b w:val="0"/>
-          <w:i w:val="0"/>
-          <w:color w:val="1A2238"/>
-          <w:sz w:val="21"/>
-        </w:rPr>
-        <w:t>Gestión con visión de futuro y de largo plazo.</w:t>
-      </w:r>
-    </w:p>
-    <w:p>
-      <w:pPr>
-        <w:pStyle w:val="ListBullet"/>
-      </w:pPr>
-      <w:r>
-        <w:rPr>
-          <w:rFonts w:ascii="Calibri" w:hAnsi="Calibri"/>
-          <w:b w:val="0"/>
-          <w:i w:val="0"/>
-          <w:color w:val="1A2238"/>
-          <w:sz w:val="21"/>
-        </w:rPr>
-        <w:t>Contar con funcionarios probos y competentes; poner en vigencia la carrera pública basada en meritocracia y evaluación por resultados.</w:t>
-      </w:r>
-    </w:p>
-    <w:p>
-      <w:pPr>
-        <w:pStyle w:val="ListBullet"/>
-      </w:pPr>
-      <w:r>
-        <w:rPr>
-          <w:rFonts w:ascii="Calibri" w:hAnsi="Calibri"/>
-          <w:b w:val="0"/>
-          <w:i w:val="0"/>
-          <w:color w:val="1A2238"/>
-          <w:sz w:val="21"/>
-        </w:rPr>
-        <w:t>Gobierno nacional eficiente y transparente, con institucionalidad consolidada, organización estructurada, planeamiento de largo plazo sectorial y territorial, presupuesto por resultados y reducción de la corrupción.</w:t>
-      </w:r>
-    </w:p>
-    <w:p>
-      <w:pPr>
-        <w:pStyle w:val="ListBullet"/>
-      </w:pPr>
-      <w:r>
-        <w:rPr>
-          <w:rFonts w:ascii="Calibri" w:hAnsi="Calibri"/>
-          <w:b w:val="0"/>
-          <w:i w:val="0"/>
-          <w:color w:val="1A2238"/>
-          <w:sz w:val="21"/>
-        </w:rPr>
-        <w:t>Congreso de la República respetado y reconocido por la calidad de sus integrantes, eficaz y fiscalizador.</w:t>
-      </w:r>
-    </w:p>
-    <w:p>
-      <w:pPr>
-        <w:pStyle w:val="ListBullet"/>
-      </w:pPr>
-      <w:r>
-        <w:rPr>
-          <w:rFonts w:ascii="Calibri" w:hAnsi="Calibri"/>
-          <w:b w:val="0"/>
-          <w:i w:val="0"/>
-          <w:color w:val="1A2238"/>
-          <w:sz w:val="21"/>
-        </w:rPr>
-        <w:t>Sistema de administración de justicia oportuno, eficaz y eficiente, predecible, con seguridad jurídica y equidad.</w:t>
-      </w:r>
-    </w:p>
-    <w:p>
-      <w:pPr>
-        <w:pStyle w:val="ListBullet"/>
-      </w:pPr>
-      <w:r>
-        <w:rPr>
-          <w:rFonts w:ascii="Calibri" w:hAnsi="Calibri"/>
-          <w:b w:val="0"/>
-          <w:i w:val="0"/>
-          <w:color w:val="1A2238"/>
-          <w:sz w:val="21"/>
-        </w:rPr>
-        <w:t>Gobiernos regionales y locales eficientes y transparentes, acreditados, con gestión orientada al servicio de la población.</w:t>
-      </w:r>
-    </w:p>
-    <w:p>
-      <w:pPr>
-        <w:pStyle w:val="ListBullet"/>
-      </w:pPr>
-      <w:r>
-        <w:rPr>
-          <w:rFonts w:ascii="Calibri" w:hAnsi="Calibri"/>
-          <w:b w:val="0"/>
-          <w:i w:val="0"/>
-          <w:color w:val="1A2238"/>
-          <w:sz w:val="21"/>
-        </w:rPr>
-        <w:t>País con bajo nivel de pobreza y reducido número de conflictos sociales.</w:t>
-      </w:r>
-    </w:p>
-    <w:p>
-      <w:pPr>
-        <w:pStyle w:val="ListBullet"/>
-      </w:pPr>
-      <w:r>
-        <w:rPr>
-          <w:rFonts w:ascii="Calibri" w:hAnsi="Calibri"/>
-          <w:b w:val="0"/>
-          <w:i w:val="0"/>
-          <w:color w:val="1A2238"/>
-          <w:sz w:val="21"/>
-        </w:rPr>
-        <w:t>Reducción drástica de la corrupción en todos los niveles y estamentos del sector público y privado.</w:t>
-      </w:r>
-    </w:p>
-    <w:p>
-      <w:pPr>
-        <w:pStyle w:val="ListBullet"/>
-      </w:pPr>
-      <w:r>
-        <w:rPr>
-          <w:rFonts w:ascii="Calibri" w:hAnsi="Calibri"/>
-          <w:b w:val="0"/>
-          <w:i w:val="0"/>
-          <w:color w:val="1A2238"/>
-          <w:sz w:val="21"/>
-        </w:rPr>
-        <w:t>Sistema de Control efectivo, profesionalizado y sin injerencia política partidaria.</w:t>
-      </w:r>
-    </w:p>
-    <w:p>
-      <w:pPr>
-        <w:pStyle w:val="ListBullet"/>
-      </w:pPr>
-      <w:r>
-        <w:rPr>
-          <w:rFonts w:ascii="Calibri" w:hAnsi="Calibri"/>
-          <w:b w:val="0"/>
-          <w:i w:val="0"/>
-          <w:color w:val="1A2238"/>
-          <w:sz w:val="21"/>
-        </w:rPr>
-        <w:t>Tres niveles de gobierno consolidados (nacional, regional y local) con competencias claramente delimitadas y articuladas.</w:t>
-      </w:r>
-    </w:p>
-    <w:p>
-      <w:pPr>
-        <w:pStyle w:val="ListBullet"/>
-      </w:pPr>
-      <w:r>
-        <w:rPr>
-          <w:rFonts w:ascii="Calibri" w:hAnsi="Calibri"/>
-          <w:b w:val="0"/>
-          <w:i w:val="0"/>
-          <w:color w:val="1A2238"/>
-          <w:sz w:val="21"/>
-        </w:rPr>
-        <w:t>Participación ciudadana efectiva en el quehacer público y educación cívica de la población en principios y valores.</w:t>
-      </w:r>
-    </w:p>
-    <w:p>
-      <w:r>
-        <w:rPr>
-          <w:rFonts w:ascii="Calibri" w:hAnsi="Calibri"/>
-          <w:b/>
-          <w:i w:val="0"/>
-          <w:color w:val="D91023"/>
-          <w:sz w:val="26"/>
-        </w:rPr>
-        <w:t>Acciones e iniciativas</w:t>
-      </w:r>
-    </w:p>
-    <w:p>
-      <w:pPr>
-        <w:pStyle w:val="ListBullet"/>
-      </w:pPr>
-      <w:r>
-        <w:rPr>
-          <w:rFonts w:ascii="Calibri" w:hAnsi="Calibri"/>
-          <w:b w:val="0"/>
-          <w:i w:val="0"/>
-          <w:color w:val="1A2238"/>
-          <w:sz w:val="21"/>
-        </w:rPr>
-        <w:t>Reformar el Congreso de la República.</w:t>
-      </w:r>
-    </w:p>
-    <w:p>
-      <w:pPr>
-        <w:pStyle w:val="ListBullet"/>
-      </w:pPr>
-      <w:r>
-        <w:rPr>
-          <w:rFonts w:ascii="Calibri" w:hAnsi="Calibri"/>
-          <w:b w:val="0"/>
-          <w:i w:val="0"/>
-          <w:color w:val="1A2238"/>
-          <w:sz w:val="21"/>
-        </w:rPr>
-        <w:t>Modernizar el Sistema Electoral.</w:t>
-      </w:r>
-    </w:p>
-    <w:p>
-      <w:pPr>
-        <w:pStyle w:val="ListBullet"/>
-      </w:pPr>
-      <w:r>
-        <w:rPr>
-          <w:rFonts w:ascii="Calibri" w:hAnsi="Calibri"/>
-          <w:b w:val="0"/>
-          <w:i w:val="0"/>
-          <w:color w:val="1A2238"/>
-          <w:sz w:val="21"/>
-        </w:rPr>
-        <w:t>Rediseñar la estructura del Estado con enfoque sistémico y tres niveles de gobierno consolidados.</w:t>
-      </w:r>
-    </w:p>
-    <w:p>
-      <w:pPr>
-        <w:pStyle w:val="ListBullet"/>
-      </w:pPr>
-      <w:r>
-        <w:rPr>
-          <w:rFonts w:ascii="Calibri" w:hAnsi="Calibri"/>
-          <w:b w:val="0"/>
-          <w:i w:val="0"/>
-          <w:color w:val="1A2238"/>
-          <w:sz w:val="21"/>
-        </w:rPr>
-        <w:t>Reformar el gobierno nacional (Poder Ejecutivo).</w:t>
-      </w:r>
-    </w:p>
-    <w:p>
-      <w:pPr>
-        <w:pStyle w:val="ListBullet"/>
-      </w:pPr>
-      <w:r>
-        <w:rPr>
-          <w:rFonts w:ascii="Calibri" w:hAnsi="Calibri"/>
-          <w:b w:val="0"/>
-          <w:i w:val="0"/>
-          <w:color w:val="1A2238"/>
-          <w:sz w:val="21"/>
-        </w:rPr>
-        <w:t>Reformar los gobiernos regionales.</w:t>
-      </w:r>
-    </w:p>
-    <w:p>
-      <w:pPr>
-        <w:pStyle w:val="ListBullet"/>
-      </w:pPr>
-      <w:r>
-        <w:rPr>
-          <w:rFonts w:ascii="Calibri" w:hAnsi="Calibri"/>
-          <w:b w:val="0"/>
-          <w:i w:val="0"/>
-          <w:color w:val="1A2238"/>
-          <w:sz w:val="21"/>
-        </w:rPr>
-        <w:t>Reformar los gobiernos locales.</w:t>
-      </w:r>
-    </w:p>
-    <w:p>
-      <w:pPr>
-        <w:pStyle w:val="ListBullet"/>
-      </w:pPr>
-      <w:r>
-        <w:rPr>
-          <w:rFonts w:ascii="Calibri" w:hAnsi="Calibri"/>
-          <w:b w:val="0"/>
-          <w:i w:val="0"/>
-          <w:color w:val="1A2238"/>
-          <w:sz w:val="21"/>
-        </w:rPr>
-        <w:t>Reformar el Sistema de Control.</w:t>
-      </w:r>
-    </w:p>
-    <w:p>
-      <w:pPr>
-        <w:pStyle w:val="ListBullet"/>
-      </w:pPr>
-      <w:r>
-        <w:rPr>
-          <w:rFonts w:ascii="Calibri" w:hAnsi="Calibri"/>
-          <w:b w:val="0"/>
-          <w:i w:val="0"/>
-          <w:color w:val="1A2238"/>
-          <w:sz w:val="21"/>
-        </w:rPr>
-        <w:t>Reformar la Administración de Justicia.</w:t>
-      </w:r>
-    </w:p>
-    <w:p>
-      <w:pPr>
-        <w:pStyle w:val="ListBullet"/>
-      </w:pPr>
-      <w:r>
-        <w:rPr>
-          <w:rFonts w:ascii="Calibri" w:hAnsi="Calibri"/>
-          <w:b w:val="0"/>
-          <w:i w:val="0"/>
-          <w:color w:val="1A2238"/>
-          <w:sz w:val="21"/>
-        </w:rPr>
-        <w:t>Fortalecer la cultura ciudadana y la participación.</w:t>
-      </w:r>
-    </w:p>
-    <w:p>
-      <w:pPr>
-        <w:pStyle w:val="ListBullet"/>
-      </w:pPr>
-      <w:r>
-        <w:rPr>
-          <w:rFonts w:ascii="Calibri" w:hAnsi="Calibri"/>
-          <w:b w:val="0"/>
-          <w:i w:val="0"/>
-          <w:color w:val="1A2238"/>
-          <w:sz w:val="21"/>
-        </w:rPr>
-        <w:t>Fortalecer las organizaciones políticas.</w:t>
-      </w:r>
-    </w:p>
-    <w:p>
-      <w:pPr>
-        <w:pStyle w:val="ListBullet"/>
-      </w:pPr>
-      <w:r>
-        <w:rPr>
-          <w:rFonts w:ascii="Calibri" w:hAnsi="Calibri"/>
-          <w:b w:val="0"/>
-          <w:i w:val="0"/>
-          <w:color w:val="1A2238"/>
-          <w:sz w:val="21"/>
-        </w:rPr>
-        <w:t>Proyecto 1: Creación del ente encargado de la Reforma del Estado, organismo dependiente de la Presidencia de la República con autoridad para implementarla.</w:t>
-      </w:r>
-    </w:p>
-    <w:p>
-      <w:pPr>
-        <w:pStyle w:val="ListBullet"/>
-      </w:pPr>
-      <w:r>
-        <w:rPr>
-          <w:rFonts w:ascii="Calibri" w:hAnsi="Calibri"/>
-          <w:b w:val="0"/>
-          <w:i w:val="0"/>
-          <w:color w:val="1A2238"/>
-          <w:sz w:val="21"/>
-        </w:rPr>
-        <w:t>Proyecto 2: Modernización del Sistema Electoral, elevando el nivel de los candidatos, implantando voto facultativo y eliminando el voto preferencial.</w:t>
-      </w:r>
-    </w:p>
-    <w:p>
-      <w:pPr>
-        <w:pStyle w:val="ListBullet"/>
-      </w:pPr>
-      <w:r>
-        <w:rPr>
-          <w:rFonts w:ascii="Calibri" w:hAnsi="Calibri"/>
-          <w:b w:val="0"/>
-          <w:i w:val="0"/>
-          <w:color w:val="1A2238"/>
-          <w:sz w:val="21"/>
-        </w:rPr>
-        <w:t>Proyecto 3: Fortalecimiento de organizaciones políticas y sociales (número racional de partidos fortalecidos, con dirigentes probos y financiamiento transparente).</w:t>
-      </w:r>
-    </w:p>
-    <w:p>
-      <w:pPr>
-        <w:pStyle w:val="ListBullet"/>
-      </w:pPr>
-      <w:r>
-        <w:rPr>
-          <w:rFonts w:ascii="Calibri" w:hAnsi="Calibri"/>
-          <w:b w:val="0"/>
-          <w:i w:val="0"/>
-          <w:color w:val="1A2238"/>
-          <w:sz w:val="21"/>
-        </w:rPr>
-        <w:t>Proyecto 4: Fortalecimiento de la cultura y la participación ciudadana.</w:t>
-      </w:r>
-    </w:p>
-    <w:p>
-      <w:pPr>
-        <w:pStyle w:val="ListBullet"/>
-      </w:pPr>
-      <w:r>
-        <w:rPr>
-          <w:rFonts w:ascii="Calibri" w:hAnsi="Calibri"/>
-          <w:b w:val="0"/>
-          <w:i w:val="0"/>
-          <w:color w:val="1A2238"/>
-          <w:sz w:val="21"/>
-        </w:rPr>
-        <w:t>Proyecto 5: Erradicación sistemática de la corrupción mediante normas y órganos especializados para sanciones administrativas y penales.</w:t>
-      </w:r>
-    </w:p>
-    <w:p>
-      <w:pPr>
-        <w:pStyle w:val="ListBullet"/>
-      </w:pPr>
-      <w:r>
-        <w:rPr>
-          <w:rFonts w:ascii="Calibri" w:hAnsi="Calibri"/>
-          <w:b w:val="0"/>
-          <w:i w:val="0"/>
-          <w:color w:val="1A2238"/>
-          <w:sz w:val="21"/>
-        </w:rPr>
-        <w:t>Proyecto 6: Estructura de gobierno y asignación de competencias.</w:t>
-      </w:r>
-    </w:p>
-    <w:p>
-      <w:pPr>
-        <w:pStyle w:val="ListBullet"/>
-      </w:pPr>
-      <w:r>
-        <w:rPr>
-          <w:rFonts w:ascii="Calibri" w:hAnsi="Calibri"/>
-          <w:b w:val="0"/>
-          <w:i w:val="0"/>
-          <w:color w:val="1A2238"/>
-          <w:sz w:val="21"/>
-        </w:rPr>
-        <w:t>Proyecto 7: Reforma de la administración del capital humano en el sector público (carrera pública, meritocracia, escala remunerativa acorde a responsabilidades, evaluación por resultados).</w:t>
-      </w:r>
-    </w:p>
-    <w:p>
-      <w:pPr>
-        <w:pStyle w:val="ListBullet"/>
-      </w:pPr>
-      <w:r>
-        <w:rPr>
-          <w:rFonts w:ascii="Calibri" w:hAnsi="Calibri"/>
-          <w:b w:val="0"/>
-          <w:i w:val="0"/>
-          <w:color w:val="1A2238"/>
-          <w:sz w:val="21"/>
-        </w:rPr>
-        <w:t>Proyecto 8: Perfeccionar el Sistema de Planificación con cultura de planeamiento de largo plazo.</w:t>
-      </w:r>
-    </w:p>
-    <w:p>
-      <w:pPr>
-        <w:pStyle w:val="ListBullet"/>
-      </w:pPr>
-      <w:r>
-        <w:rPr>
-          <w:rFonts w:ascii="Calibri" w:hAnsi="Calibri"/>
-          <w:b w:val="0"/>
-          <w:i w:val="0"/>
-          <w:color w:val="1A2238"/>
-          <w:sz w:val="21"/>
-        </w:rPr>
-        <w:t>Proyecto 9: Reforma del Sistema de Administración de Justicia (un solo responsable del sistema; sistemas alternativos de justicia; reforma del sistema penitenciario).</w:t>
-      </w:r>
-    </w:p>
-    <w:p>
-      <w:pPr>
-        <w:pStyle w:val="ListBullet"/>
-      </w:pPr>
-      <w:r>
-        <w:rPr>
-          <w:rFonts w:ascii="Calibri" w:hAnsi="Calibri"/>
-          <w:b w:val="0"/>
-          <w:i w:val="0"/>
-          <w:color w:val="1A2238"/>
-          <w:sz w:val="21"/>
-        </w:rPr>
-        <w:t>Proyecto 10: Reforma del sistema para el orden interno y la seguridad ciudadana (modernizar la Policía Nacional, delimitar competencias con gobiernos locales, participación de la sociedad civil).</w:t>
-      </w:r>
-    </w:p>
-    <w:p>
-      <w:pPr>
-        <w:pStyle w:val="ListBullet"/>
-      </w:pPr>
-      <w:r>
-        <w:rPr>
-          <w:rFonts w:ascii="Calibri" w:hAnsi="Calibri"/>
-          <w:b w:val="0"/>
-          <w:i w:val="0"/>
-          <w:color w:val="1A2238"/>
-          <w:sz w:val="21"/>
-        </w:rPr>
-        <w:t>Proyecto 11: Fortalecimiento del Congreso de la República (implementar la bicameralidad; presupuesto y evaluación de conductas opinados por ente independiente; renovación parcial a la mitad del periodo presidencial).</w:t>
-      </w:r>
-    </w:p>
-    <w:p>
-      <w:pPr>
-        <w:pStyle w:val="ListBullet"/>
-      </w:pPr>
-      <w:r>
-        <w:rPr>
-          <w:rFonts w:ascii="Calibri" w:hAnsi="Calibri"/>
-          <w:b w:val="0"/>
-          <w:i w:val="0"/>
-          <w:color w:val="1A2238"/>
-          <w:sz w:val="21"/>
-        </w:rPr>
-        <w:t>Proyecto 12: Reforma del Sistema de Control (enfoque preventivo y evaluación por resultados; registro de precios referenciales; reestructurar la Contraloría; Tribunal Administrativo).</w:t>
-      </w:r>
-    </w:p>
-    <w:p>
-      <w:pPr>
-        <w:pStyle w:val="ListBullet"/>
-      </w:pPr>
-      <w:r>
-        <w:rPr>
-          <w:rFonts w:ascii="Calibri" w:hAnsi="Calibri"/>
-          <w:b w:val="0"/>
-          <w:i w:val="0"/>
-          <w:color w:val="1A2238"/>
-          <w:sz w:val="21"/>
-        </w:rPr>
-        <w:t>Proyecto 13: Reforma del Poder Ejecutivo (redefinir ministerios, organismos públicos autónomos y especializados y empresas públicas; función normativa a cargo del viceministro; simplificación de trámites).</w:t>
-      </w:r>
-    </w:p>
-    <w:p>
-      <w:pPr>
-        <w:pStyle w:val="ListBullet"/>
-      </w:pPr>
-      <w:r>
-        <w:rPr>
-          <w:rFonts w:ascii="Calibri" w:hAnsi="Calibri"/>
-          <w:b w:val="0"/>
-          <w:i w:val="0"/>
-          <w:color w:val="1A2238"/>
-          <w:sz w:val="21"/>
-        </w:rPr>
-        <w:t>Proyecto 14: Estructura organizacional de los gobiernos regionales.</w:t>
-      </w:r>
-    </w:p>
-    <w:p>
-      <w:pPr>
-        <w:pStyle w:val="ListBullet"/>
-      </w:pPr>
-      <w:r>
-        <w:rPr>
-          <w:rFonts w:ascii="Calibri" w:hAnsi="Calibri"/>
-          <w:b w:val="0"/>
-          <w:i w:val="0"/>
-          <w:color w:val="1A2238"/>
-          <w:sz w:val="21"/>
-        </w:rPr>
-        <w:t>Proyecto 15: Estructura organizacional de los gobiernos locales (mejorar recaudación de tributos y procesos de abastecimiento).</w:t>
-      </w:r>
-    </w:p>
-    <w:p>
-      <w:pPr>
-        <w:pStyle w:val="ListBullet"/>
-      </w:pPr>
-      <w:r>
-        <w:rPr>
-          <w:rFonts w:ascii="Calibri" w:hAnsi="Calibri"/>
-          <w:b w:val="0"/>
-          <w:i w:val="0"/>
-          <w:color w:val="1A2238"/>
-          <w:sz w:val="21"/>
-        </w:rPr>
-        <w:t>Proyecto 16: Modernizar los diversos sistemas administrativos y operativos (perfeccionar el sistema presupuestal, las adquisiciones y contrataciones; optimizar la recaudación de tributos: pocos impuestos, simples, con bajas tasas, neutrales y sin exoneraciones; recaudación progresiva de la renta; reducir impuestos indirectos; reorganizar y moralizar la Aduana).</w:t>
-      </w:r>
-    </w:p>
-    <w:p>
-      <w:r>
-        <w:rPr>
-          <w:rFonts w:ascii="Calibri" w:hAnsi="Calibri"/>
-          <w:b/>
-          <w:i w:val="0"/>
-          <w:color w:val="D91023"/>
-          <w:sz w:val="26"/>
-        </w:rPr>
         <w:t>Recomendación de política</w:t>
       </w:r>
     </w:p>
@@ -1697,7 +1748,7 @@
           <w:color w:val="1A2238"/>
           <w:sz w:val="21"/>
         </w:rPr>
-        <w:t>Crear un ente rector de la Reforma del Estado: un organismo autónomo, técnico y con estabilidad en el tiempo que dependa de la Presidencia de la República y tenga autoridad para liderar e implementar la reforma, proponiendo las modificaciones que requieren el Poder Ejecutivo, el Congreso de la República, los gobiernos regionales y locales, el Sistema de Administración de Justicia, el Sistema de Control y el Sistema Electoral. El capital humano es el factor clave de éxito: con carácter urgente se debe priorizar su competencia y probidad mediante la carrera pública basada en meritocracia y evaluación por resultados.</w:t>
+        <w:t>Crear, como medida prioritaria, un ente rector de la Reforma del Estado dependiente de la Presidencia de la República, con autoridad y estabilidad para proponer e implementar las reformas del Poder Ejecutivo, el Congreso, los gobiernos regionales y locales, y los sistemas de Administración de Justicia, Control y Electoral, priorizando el capital humano competente y probo bajo meritocracia, la carrera pública con evaluación por resultados, la presión tributaria progresiva hasta el 30% del PBI y la erradicación sistemática de la corrupción.</w:t>
       </w:r>
     </w:p>
     <w:p/>
